--- a/AI use self.docx
+++ b/AI use self.docx
@@ -4,150 +4,84 @@
   <w:body>
     <w:p>
       <w:pPr>
-        <w:pStyle w:val="NormalWeb"/>
+        <w:pStyle w:val="Title"/>
         <w:jc w:val="center"/>
-        <w:rPr>
-          <w:color w:val="000000"/>
-          <w:lang w:val="de-DE"/>
-        </w:rPr>
       </w:pPr>
       <w:r>
-        <w:rPr>
-          <w:color w:val="000000"/>
-        </w:rPr>
         <w:t xml:space="preserve">AI </w:t>
       </w:r>
       <w:proofErr w:type="gramStart"/>
       <w:r>
-        <w:rPr>
-          <w:color w:val="000000"/>
-        </w:rPr>
         <w:t>use</w:t>
       </w:r>
       <w:proofErr w:type="gramEnd"/>
       <w:r>
-        <w:rPr>
-          <w:color w:val="000000"/>
-        </w:rPr>
         <w:t xml:space="preserve"> </w:t>
       </w:r>
       <w:r>
-        <w:rPr>
-          <w:color w:val="000000"/>
-        </w:rPr>
         <w:t>self-declaration</w:t>
       </w:r>
     </w:p>
     <w:p>
-      <w:pPr>
-        <w:pStyle w:val="NormalWeb"/>
-        <w:rPr>
-          <w:color w:val="000000"/>
-        </w:rPr>
-      </w:pPr>
-      <w:r>
-        <w:rPr>
-          <w:color w:val="000000"/>
-        </w:rPr>
+      <w:r>
         <w:t>The following sections are all the result of my creative thinking</w:t>
       </w:r>
       <w:r>
-        <w:rPr>
-          <w:color w:val="000000"/>
-        </w:rPr>
         <w:t xml:space="preserve">: </w:t>
       </w:r>
       <w:r>
-        <w:rPr>
-          <w:color w:val="000000"/>
-        </w:rPr>
         <w:t>Research Question</w:t>
       </w:r>
       <w:r>
-        <w:rPr>
-          <w:color w:val="000000"/>
-        </w:rPr>
         <w:t xml:space="preserve">, </w:t>
       </w:r>
       <w:r>
-        <w:rPr>
-          <w:color w:val="000000"/>
-        </w:rPr>
         <w:t>Argumentation</w:t>
       </w:r>
       <w:r>
-        <w:rPr>
-          <w:color w:val="000000"/>
-        </w:rPr>
         <w:t xml:space="preserve">, </w:t>
       </w:r>
       <w:r>
-        <w:rPr>
-          <w:color w:val="000000"/>
-        </w:rPr>
         <w:t>Experimental Design</w:t>
       </w:r>
       <w:r>
-        <w:rPr>
-          <w:color w:val="000000"/>
-        </w:rPr>
         <w:t xml:space="preserve">, </w:t>
       </w:r>
       <w:r>
-        <w:rPr>
-          <w:color w:val="000000"/>
-        </w:rPr>
         <w:t>Main Text</w:t>
       </w:r>
       <w:r>
-        <w:rPr>
-          <w:color w:val="000000"/>
-        </w:rPr>
         <w:t xml:space="preserve">, </w:t>
       </w:r>
       <w:r>
-        <w:rPr>
-          <w:color w:val="000000"/>
-        </w:rPr>
         <w:t>Analysis of Findings</w:t>
       </w:r>
       <w:r>
-        <w:rPr>
-          <w:color w:val="000000"/>
-        </w:rPr>
-        <w:t xml:space="preserve">. </w:t>
-      </w:r>
-      <w:r>
-        <w:rPr>
-          <w:color w:val="000000"/>
-        </w:rPr>
-        <w:t>This isn't creative writing, but rather a record; it's in the “notes” folder and was written in AI.</w:t>
+        <w:t>. This isn't creative writing, but rather a record; it's in the “notes” folder and was written in AI.</w:t>
       </w:r>
     </w:p>
     <w:p>
-      <w:pPr>
-        <w:pStyle w:val="NormalWeb"/>
-        <w:rPr>
-          <w:color w:val="000000"/>
-          <w:lang w:val="de-DE"/>
-        </w:rPr>
-      </w:pPr>
-      <w:r>
-        <w:rPr>
-          <w:color w:val="000000"/>
-        </w:rPr>
+      <w:r>
         <w:t>When it came to choosing which statistical methods to use, the AI provided suggestions based on my initial decisions. The AI helped me debug my program, adjust the framework, and suggest simpler algorithms. The poster’s layout and all three images were created entirely by the AI, while I wrote all the text myself.</w:t>
       </w:r>
     </w:p>
     <w:p>
-      <w:pPr>
-        <w:pStyle w:val="NormalWeb"/>
-        <w:rPr>
-          <w:color w:val="000000"/>
-          <w:lang w:val="de-DE"/>
-        </w:rPr>
-      </w:pPr>
+      <w:r>
+        <w:t>Name: Qiancao Jiang</w:t>
+      </w:r>
     </w:p>
+    <w:p>
+      <w:proofErr w:type="spellStart"/>
+      <w:r>
+        <w:t>Matrikelnr</w:t>
+      </w:r>
+      <w:proofErr w:type="spellEnd"/>
+      <w:r>
+        <w:t xml:space="preserve">: 7053427 </w:t>
+      </w:r>
+    </w:p>
+    <w:p/>
+    <w:p/>
     <w:sectPr>
       <w:pgSz w:w="12240" w:h="15840"/>
       <w:pgMar w:top="1440" w:right="1440" w:bottom="1440" w:left="1440" w:header="720" w:footer="720" w:gutter="0"/>
